--- a/Python.docx
+++ b/Python.docx
@@ -25,164 +25,108 @@
     </w:p>
     <w:p>
       <w:r>
-        <w:t>Input</w:t>
+        <w:t>numbers= [3,1,4,1,5,9]</w:t>
+      </w:r>
+    </w:p>
+    <w:p>
+      <w:r>
+        <w:t xml:space="preserve">def </w:t>
+      </w:r>
+      <w:proofErr w:type="spellStart"/>
+      <w:r>
+        <w:t>m</w:t>
+      </w:r>
+      <w:r>
+        <w:t>ax</w:t>
+      </w:r>
+      <w:r>
+        <w:t>_and_</w:t>
       </w:r>
       <w:proofErr w:type="gramStart"/>
       <w:r>
-        <w:t xml:space="preserve">= </w:t>
-      </w:r>
-      <w:r>
-        <w:t xml:space="preserve"> [</w:t>
+        <w:t>m</w:t>
+      </w:r>
+      <w:r>
+        <w:t>in</w:t>
+      </w:r>
+      <w:proofErr w:type="spellEnd"/>
+      <w:r>
+        <w:t>(</w:t>
       </w:r>
       <w:proofErr w:type="gramEnd"/>
       <w:r>
-        <w:t>3, 1, 4, 1, 5, 9]</w:t>
-      </w:r>
-    </w:p>
-    <w:p>
-      <w:r>
-        <w:t>d</w:t>
-      </w:r>
-      <w:r>
-        <w:t xml:space="preserve">ef </w:t>
+        <w:t>):</w:t>
+      </w:r>
+    </w:p>
+    <w:p>
+      <w:r>
+        <w:t xml:space="preserve">  </w:t>
       </w:r>
       <w:proofErr w:type="spellStart"/>
       <w:r>
-        <w:t>find_min_max</w:t>
+        <w:t>minimum_number</w:t>
       </w:r>
       <w:proofErr w:type="spellEnd"/>
       <w:r>
-        <w:t>(numbers):</w:t>
-      </w:r>
-    </w:p>
-    <w:p>
-      <w:r>
-        <w:t xml:space="preserve"> </w:t>
-      </w:r>
-      <w:r>
-        <w:t xml:space="preserve">minimum= </w:t>
+        <w:t>= min(numbers)</w:t>
+      </w:r>
+    </w:p>
+    <w:p>
+      <w:r>
+        <w:t xml:space="preserve">  </w:t>
+      </w:r>
+      <w:proofErr w:type="spellStart"/>
+      <w:r>
+        <w:t>maximum_number</w:t>
+      </w:r>
+      <w:proofErr w:type="spellEnd"/>
+      <w:r>
+        <w:t>=max(numbers)</w:t>
+      </w:r>
+    </w:p>
+    <w:p>
+      <w:r>
+        <w:t xml:space="preserve">  return </w:t>
+      </w:r>
+      <w:proofErr w:type="spellStart"/>
+      <w:r>
+        <w:t>maximum_number</w:t>
+      </w:r>
+      <w:proofErr w:type="spellEnd"/>
+      <w:r>
+        <w:t xml:space="preserve">, </w:t>
+      </w:r>
+      <w:proofErr w:type="spellStart"/>
+      <w:r>
+        <w:t>minimum_number</w:t>
+      </w:r>
+      <w:proofErr w:type="spellEnd"/>
+    </w:p>
+    <w:p>
+      <w:r>
+        <w:t>print(</w:t>
+      </w:r>
+      <w:proofErr w:type="spellStart"/>
+      <w:r>
+        <w:t>max</w:t>
+      </w:r>
+      <w:r>
+        <w:t>_and_</w:t>
       </w:r>
       <w:proofErr w:type="gramStart"/>
       <w:r>
-        <w:t>number</w:t>
-      </w:r>
-      <w:r>
-        <w:t>s</w:t>
-      </w:r>
-      <w:r>
-        <w:t>[</w:t>
+        <w:t>m</w:t>
+      </w:r>
+      <w:r>
+        <w:t>in</w:t>
+      </w:r>
+      <w:proofErr w:type="spellEnd"/>
+      <w:r>
+        <w:t>(</w:t>
       </w:r>
       <w:proofErr w:type="gramEnd"/>
       <w:r>
-        <w:t>0]</w:t>
-      </w:r>
-    </w:p>
-    <w:p>
-      <w:r>
-        <w:t xml:space="preserve"> </w:t>
-      </w:r>
-      <w:r>
-        <w:t>maximum=</w:t>
-      </w:r>
-      <w:proofErr w:type="gramStart"/>
-      <w:r>
-        <w:t>number</w:t>
-      </w:r>
-      <w:r>
-        <w:t>s</w:t>
-      </w:r>
-      <w:r>
-        <w:t>[</w:t>
-      </w:r>
-      <w:proofErr w:type="gramEnd"/>
-      <w:r>
-        <w:t>0]</w:t>
-      </w:r>
-    </w:p>
-    <w:p>
-      <w:r>
-        <w:t xml:space="preserve"> </w:t>
-      </w:r>
-      <w:r>
-        <w:t>for num in numbers:</w:t>
-      </w:r>
-    </w:p>
-    <w:p>
-      <w:r>
-        <w:t xml:space="preserve">      </w:t>
-      </w:r>
-      <w:r>
-        <w:t>if num&lt;minimum:</w:t>
-      </w:r>
-    </w:p>
-    <w:p>
-      <w:r>
-        <w:t xml:space="preserve">         </w:t>
-      </w:r>
-      <w:r>
-        <w:t>minimum=num</w:t>
-      </w:r>
-    </w:p>
-    <w:p>
-      <w:r>
-        <w:t xml:space="preserve">      if num</w:t>
-      </w:r>
-      <w:r>
-        <w:t>&gt;</w:t>
-      </w:r>
-      <w:r>
-        <w:t>m</w:t>
-      </w:r>
-      <w:r>
-        <w:t>axi</w:t>
-      </w:r>
-      <w:r>
-        <w:t>mum:</w:t>
-      </w:r>
-    </w:p>
-    <w:p>
-      <w:r>
-        <w:t xml:space="preserve">         m</w:t>
-      </w:r>
-      <w:r>
-        <w:t>aximum</w:t>
-      </w:r>
-      <w:r>
-        <w:t>=num</w:t>
-      </w:r>
-    </w:p>
-    <w:p>
-      <w:r>
-        <w:t xml:space="preserve"> </w:t>
-      </w:r>
-      <w:proofErr w:type="gramStart"/>
-      <w:r>
-        <w:t>return(</w:t>
-      </w:r>
-      <w:proofErr w:type="gramEnd"/>
-      <w:r>
-        <w:t>maximum, minimum)</w:t>
-      </w:r>
-    </w:p>
-    <w:p>
-      <w:r>
-        <w:t>print(</w:t>
-      </w:r>
-      <w:proofErr w:type="spellStart"/>
-      <w:r>
-        <w:t>find_min_</w:t>
-      </w:r>
-      <w:proofErr w:type="gramStart"/>
-      <w:r>
-        <w:t>max</w:t>
-      </w:r>
-      <w:proofErr w:type="spellEnd"/>
-      <w:r>
-        <w:t>(</w:t>
-      </w:r>
-      <w:proofErr w:type="gramEnd"/>
-      <w:r>
-        <w:t>Input))</w:t>
+        <w:t>))</w:t>
       </w:r>
     </w:p>
     <w:p/>
@@ -244,6 +188,105 @@
         <w:t>Output: [3, 4]</w:t>
       </w:r>
     </w:p>
+    <w:p/>
+    <w:p>
+      <w:pPr>
+        <w:rPr>
+          <w:b/>
+          <w:bCs/>
+        </w:rPr>
+      </w:pPr>
+      <w:r>
+        <w:rPr>
+          <w:b/>
+          <w:bCs/>
+        </w:rPr>
+        <w:t>Flatten a Nested List</w:t>
+      </w:r>
+    </w:p>
+    <w:p>
+      <w:r>
+        <w:t>Write a Python function to flatten a nested list.</w:t>
+      </w:r>
+      <w:r>
+        <w:br/>
+        <w:t>Input: [[1, 2], [3, 4], [5]]</w:t>
+      </w:r>
+      <w:r>
+        <w:br/>
+        <w:t>Output: [1, 2, 3, 4, 5]</w:t>
+      </w:r>
+    </w:p>
+    <w:p/>
+    <w:p>
+      <w:r>
+        <w:t> </w:t>
+      </w:r>
+    </w:p>
+    <w:p>
+      <w:pPr>
+        <w:rPr>
+          <w:b/>
+          <w:bCs/>
+        </w:rPr>
+      </w:pPr>
+      <w:r>
+        <w:rPr>
+          <w:b/>
+          <w:bCs/>
+        </w:rPr>
+        <w:t>Merge Two Sorted Lists</w:t>
+      </w:r>
+    </w:p>
+    <w:p>
+      <w:r>
+        <w:lastRenderedPageBreak/>
+        <w:t>Write a Python function to merge two sorted lists into a single sorted list.</w:t>
+      </w:r>
+      <w:r>
+        <w:br/>
+        <w:t>Input: [1, 3, 5], [2, 4, 6]</w:t>
+      </w:r>
+      <w:r>
+        <w:br/>
+        <w:t>Output: [1, 2, 3, 4, 5, 6]</w:t>
+      </w:r>
+    </w:p>
+    <w:p/>
+    <w:p>
+      <w:r>
+        <w:t> </w:t>
+      </w:r>
+    </w:p>
+    <w:p>
+      <w:pPr>
+        <w:rPr>
+          <w:b/>
+          <w:bCs/>
+        </w:rPr>
+      </w:pPr>
+      <w:r>
+        <w:rPr>
+          <w:b/>
+          <w:bCs/>
+        </w:rPr>
+        <w:t>Find All Pairs in a List that Sum to a Specific Value</w:t>
+      </w:r>
+    </w:p>
+    <w:p>
+      <w:r>
+        <w:t>Write a Python function to find all pairs in a list that sum to a specific value.</w:t>
+      </w:r>
+      <w:r>
+        <w:br/>
+        <w:t>Input: [1, 2, 3, 4, 5], Sum=6</w:t>
+      </w:r>
+      <w:r>
+        <w:br/>
+        <w:t>Output: [(1, 5), (2, 4)]</w:t>
+      </w:r>
+    </w:p>
+    <w:p/>
     <w:p/>
     <w:sectPr>
       <w:pgSz w:w="12240" w:h="15840"/>

--- a/Python.docx
+++ b/Python.docx
@@ -4,15 +4,237 @@
   <w:body>
     <w:p>
       <w:r>
-        <w:t xml:space="preserve">Write a Python function to find the maximum and minimum elements </w:t>
-      </w:r>
-      <w:proofErr w:type="gramStart"/>
-      <w:r>
-        <w:t>in a given</w:t>
-      </w:r>
-      <w:proofErr w:type="gramEnd"/>
-      <w:r>
-        <w:t xml:space="preserve"> list.</w:t>
+        <w:t>Mutable data structure: List</w:t>
+      </w:r>
+    </w:p>
+    <w:p>
+      <w:proofErr w:type="spellStart"/>
+      <w:r>
+        <w:t>brand_list</w:t>
+      </w:r>
+      <w:proofErr w:type="spellEnd"/>
+      <w:r>
+        <w:t xml:space="preserve"> =[apple, </w:t>
+      </w:r>
+      <w:proofErr w:type="spellStart"/>
+      <w:r>
+        <w:t>samsung</w:t>
+      </w:r>
+      <w:proofErr w:type="spellEnd"/>
+      <w:r>
+        <w:t>, apple]</w:t>
+      </w:r>
+    </w:p>
+    <w:p>
+      <w:proofErr w:type="spellStart"/>
+      <w:r>
+        <w:t>Brand_list.pop</w:t>
+      </w:r>
+      <w:proofErr w:type="spellEnd"/>
+      <w:r>
+        <w:t>()</w:t>
+      </w:r>
+    </w:p>
+    <w:p>
+      <w:r>
+        <w:t> </w:t>
+      </w:r>
+    </w:p>
+    <w:p>
+      <w:r>
+        <w:t>METHODS</w:t>
+      </w:r>
+    </w:p>
+    <w:p>
+      <w:r>
+        <w:t>.pop() ----removes the last item from the list</w:t>
+      </w:r>
+    </w:p>
+    <w:p>
+      <w:r>
+        <w:t>.append()----adds the item in the list at the end</w:t>
+      </w:r>
+    </w:p>
+    <w:p>
+      <w:r>
+        <w:t xml:space="preserve"> or </w:t>
+      </w:r>
+      <w:proofErr w:type="spellStart"/>
+      <w:r>
+        <w:t>brand_list</w:t>
+      </w:r>
+      <w:proofErr w:type="spellEnd"/>
+      <w:r>
+        <w:t>[3] ="</w:t>
+      </w:r>
+      <w:proofErr w:type="spellStart"/>
+      <w:r>
+        <w:t>motorola</w:t>
+      </w:r>
+      <w:proofErr w:type="spellEnd"/>
+      <w:r>
+        <w:t>"</w:t>
+      </w:r>
+    </w:p>
+    <w:p>
+      <w:r>
+        <w:t> </w:t>
+      </w:r>
+    </w:p>
+    <w:p>
+      <w:r>
+        <w:t> </w:t>
+      </w:r>
+    </w:p>
+    <w:p>
+      <w:r>
+        <w:t>TUPLE</w:t>
+      </w:r>
+    </w:p>
+    <w:p>
+      <w:r>
+        <w:t> </w:t>
+      </w:r>
+    </w:p>
+    <w:p>
+      <w:r>
+        <w:t>Tuples and list are similar except that the tuples elements cannot be edited.</w:t>
+      </w:r>
+    </w:p>
+    <w:p>
+      <w:r>
+        <w:t>It is immutable data structure.</w:t>
+      </w:r>
+    </w:p>
+    <w:p>
+      <w:r>
+        <w:t>Its uses parenthesis instead of bracket.</w:t>
+      </w:r>
+    </w:p>
+    <w:p>
+      <w:r>
+        <w:t> </w:t>
+      </w:r>
+    </w:p>
+    <w:p>
+      <w:r>
+        <w:t> </w:t>
+      </w:r>
+    </w:p>
+    <w:p>
+      <w:r>
+        <w:t> </w:t>
+      </w:r>
+    </w:p>
+    <w:p>
+      <w:r>
+        <w:t>To know all the keys.</w:t>
+      </w:r>
+    </w:p>
+    <w:p>
+      <w:proofErr w:type="spellStart"/>
+      <w:r>
+        <w:t>all_keys</w:t>
+      </w:r>
+      <w:proofErr w:type="spellEnd"/>
+      <w:r>
+        <w:t>=</w:t>
+      </w:r>
+      <w:proofErr w:type="spellStart"/>
+      <w:r>
+        <w:t>products.keys</w:t>
+      </w:r>
+      <w:proofErr w:type="spellEnd"/>
+      <w:r>
+        <w:t>()</w:t>
+      </w:r>
+    </w:p>
+    <w:p>
+      <w:r>
+        <w:t>print(</w:t>
+      </w:r>
+      <w:proofErr w:type="spellStart"/>
+      <w:r>
+        <w:t>all_keys</w:t>
+      </w:r>
+      <w:proofErr w:type="spellEnd"/>
+      <w:r>
+        <w:t>)</w:t>
+      </w:r>
+    </w:p>
+    <w:p>
+      <w:r>
+        <w:t> </w:t>
+      </w:r>
+    </w:p>
+    <w:p>
+      <w:r>
+        <w:t>Similarly for values</w:t>
+      </w:r>
+    </w:p>
+    <w:p>
+      <w:proofErr w:type="spellStart"/>
+      <w:r>
+        <w:t>all_values</w:t>
+      </w:r>
+      <w:proofErr w:type="spellEnd"/>
+      <w:r>
+        <w:t xml:space="preserve"> = </w:t>
+      </w:r>
+      <w:proofErr w:type="spellStart"/>
+      <w:r>
+        <w:t>products.values</w:t>
+      </w:r>
+      <w:proofErr w:type="spellEnd"/>
+      <w:r>
+        <w:t>()</w:t>
+      </w:r>
+    </w:p>
+    <w:p>
+      <w:r>
+        <w:t>print(</w:t>
+      </w:r>
+      <w:proofErr w:type="spellStart"/>
+      <w:r>
+        <w:t>all_values</w:t>
+      </w:r>
+      <w:proofErr w:type="spellEnd"/>
+      <w:r>
+        <w:t>)</w:t>
+      </w:r>
+    </w:p>
+    <w:p>
+      <w:r>
+        <w:t> </w:t>
+      </w:r>
+    </w:p>
+    <w:p>
+      <w:r>
+        <w:lastRenderedPageBreak/>
+        <w:t>print(list(range(6)))</w:t>
+      </w:r>
+    </w:p>
+    <w:p>
+      <w:r>
+        <w:t>[1,2,3,4,5]</w:t>
+      </w:r>
+    </w:p>
+    <w:p>
+      <w:r>
+        <w:t>print(list(range(6,14,2)))</w:t>
+      </w:r>
+    </w:p>
+    <w:p>
+      <w:r>
+        <w:t>[6,8,10,12]</w:t>
+      </w:r>
+    </w:p>
+    <w:p/>
+    <w:p/>
+    <w:p/>
+    <w:p>
+      <w:r>
+        <w:t>Write a Python function to find the maximum and minimum elements in a given list.</w:t>
       </w:r>
       <w:r>
         <w:br/>
@@ -40,22 +262,14 @@
         <w:t>ax</w:t>
       </w:r>
       <w:r>
-        <w:t>_and_</w:t>
-      </w:r>
-      <w:proofErr w:type="gramStart"/>
-      <w:r>
-        <w:t>m</w:t>
+        <w:t>_and_m</w:t>
       </w:r>
       <w:r>
         <w:t>in</w:t>
       </w:r>
       <w:proofErr w:type="spellEnd"/>
       <w:r>
-        <w:t>(</w:t>
-      </w:r>
-      <w:proofErr w:type="gramEnd"/>
-      <w:r>
-        <w:t>):</w:t>
+        <w:t>():</w:t>
       </w:r>
     </w:p>
     <w:p>
@@ -111,22 +325,14 @@
         <w:t>max</w:t>
       </w:r>
       <w:r>
-        <w:t>_and_</w:t>
-      </w:r>
-      <w:proofErr w:type="gramStart"/>
-      <w:r>
-        <w:t>m</w:t>
+        <w:t>_and_m</w:t>
       </w:r>
       <w:r>
         <w:t>in</w:t>
       </w:r>
       <w:proofErr w:type="spellEnd"/>
       <w:r>
-        <w:t>(</w:t>
-      </w:r>
-      <w:proofErr w:type="gramEnd"/>
-      <w:r>
-        <w:t>))</w:t>
+        <w:t>())</w:t>
       </w:r>
     </w:p>
     <w:p/>
@@ -201,6 +407,7 @@
           <w:b/>
           <w:bCs/>
         </w:rPr>
+        <w:lastRenderedPageBreak/>
         <w:t>Flatten a Nested List</w:t>
       </w:r>
     </w:p>
@@ -240,7 +447,6 @@
     </w:p>
     <w:p>
       <w:r>
-        <w:lastRenderedPageBreak/>
         <w:t>Write a Python function to merge two sorted lists into a single sorted list.</w:t>
       </w:r>
       <w:r>
